--- a/word_templates/RF10-10 标准溶液配制记录（稀释）(1).docx
+++ b/word_templates/RF10-10 标准溶液配制记录（稀释）(1).docx
@@ -154,13 +154,11 @@
         <w:gridCol w:w="1242"/>
         <w:gridCol w:w="1134"/>
         <w:gridCol w:w="993"/>
-        <w:gridCol w:w="57"/>
-        <w:gridCol w:w="793"/>
+        <w:gridCol w:w="850"/>
         <w:gridCol w:w="1134"/>
-        <w:gridCol w:w="1418"/>
-        <w:gridCol w:w="708"/>
-        <w:gridCol w:w="283"/>
-        <w:gridCol w:w="1040"/>
+        <w:gridCol w:w="2126"/>
+        <w:gridCol w:w="1276"/>
+        <w:gridCol w:w="47"/>
         <w:gridCol w:w="1278"/>
       </w:tblGrid>
       <w:tr>
@@ -170,7 +168,7 @@
         <w:tc>
           <w:tcPr>
             <w:tcW w:w="10080" w:type="dxa"/>
-            <w:gridSpan w:val="11"/>
+            <w:gridSpan w:val="9"/>
             <w:vAlign w:val="center"/>
           </w:tcPr>
           <w:p>
@@ -218,22 +216,22 @@
         </w:tc>
         <w:tc>
           <w:tcPr>
-            <w:tcW w:w="2184" w:type="dxa"/>
-            <w:gridSpan w:val="3"/>
-            <w:vAlign w:val="center"/>
-          </w:tcPr>
-          <w:p>
-            <w:pPr>
-              <w:jc w:val="center"/>
-              <w:rPr>
-                <w:szCs w:val="21"/>
-              </w:rPr>
-            </w:pPr>
-          </w:p>
-        </w:tc>
-        <w:tc>
-          <w:tcPr>
-            <w:tcW w:w="793" w:type="dxa"/>
+            <w:tcW w:w="2127" w:type="dxa"/>
+            <w:gridSpan w:val="2"/>
+            <w:vAlign w:val="center"/>
+          </w:tcPr>
+          <w:p>
+            <w:pPr>
+              <w:jc w:val="center"/>
+              <w:rPr>
+                <w:szCs w:val="21"/>
+              </w:rPr>
+            </w:pPr>
+          </w:p>
+        </w:tc>
+        <w:tc>
+          <w:tcPr>
+            <w:tcW w:w="850" w:type="dxa"/>
             <w:vAlign w:val="center"/>
           </w:tcPr>
           <w:p>
@@ -254,7 +252,7 @@
         </w:tc>
         <w:tc>
           <w:tcPr>
-            <w:tcW w:w="2552" w:type="dxa"/>
+            <w:tcW w:w="3260" w:type="dxa"/>
             <w:gridSpan w:val="2"/>
             <w:vAlign w:val="center"/>
           </w:tcPr>
@@ -269,8 +267,7 @@
         </w:tc>
         <w:tc>
           <w:tcPr>
-            <w:tcW w:w="991" w:type="dxa"/>
-            <w:gridSpan w:val="2"/>
+            <w:tcW w:w="1276" w:type="dxa"/>
             <w:vAlign w:val="center"/>
           </w:tcPr>
           <w:p>
@@ -306,7 +303,7 @@
         </w:tc>
         <w:tc>
           <w:tcPr>
-            <w:tcW w:w="2318" w:type="dxa"/>
+            <w:tcW w:w="1325" w:type="dxa"/>
             <w:gridSpan w:val="2"/>
             <w:vAlign w:val="center"/>
           </w:tcPr>
@@ -327,7 +324,7 @@
         <w:tc>
           <w:tcPr>
             <w:tcW w:w="10080" w:type="dxa"/>
-            <w:gridSpan w:val="11"/>
+            <w:gridSpan w:val="9"/>
             <w:vAlign w:val="center"/>
           </w:tcPr>
           <w:p>
@@ -364,7 +361,6 @@
                 <w:szCs w:val="18"/>
               </w:rPr>
             </w:pPr>
-            <w:proofErr w:type="gramStart"/>
             <w:r>
               <w:rPr>
                 <w:rFonts w:hint="eastAsia"/>
@@ -373,7 +369,6 @@
               </w:rPr>
               <w:t>母体标液</w:t>
             </w:r>
-            <w:proofErr w:type="gramEnd"/>
             <w:r>
               <w:rPr>
                 <w:rFonts w:hint="eastAsia"/>
@@ -441,7 +436,6 @@
         <w:tc>
           <w:tcPr>
             <w:tcW w:w="850" w:type="dxa"/>
-            <w:gridSpan w:val="2"/>
             <w:vAlign w:val="center"/>
           </w:tcPr>
           <w:p>
@@ -503,7 +497,6 @@
         <w:tc>
           <w:tcPr>
             <w:tcW w:w="2126" w:type="dxa"/>
-            <w:gridSpan w:val="2"/>
             <w:vAlign w:val="center"/>
           </w:tcPr>
           <w:p>
@@ -621,7 +614,6 @@
         <w:tc>
           <w:tcPr>
             <w:tcW w:w="850" w:type="dxa"/>
-            <w:gridSpan w:val="2"/>
             <w:vAlign w:val="center"/>
           </w:tcPr>
           <w:p>
@@ -650,7 +642,6 @@
         <w:tc>
           <w:tcPr>
             <w:tcW w:w="2126" w:type="dxa"/>
-            <w:gridSpan w:val="2"/>
             <w:vAlign w:val="center"/>
           </w:tcPr>
           <w:p>
@@ -741,7 +732,6 @@
         <w:tc>
           <w:tcPr>
             <w:tcW w:w="850" w:type="dxa"/>
-            <w:gridSpan w:val="2"/>
             <w:vAlign w:val="center"/>
           </w:tcPr>
           <w:p>
@@ -770,7 +760,6 @@
         <w:tc>
           <w:tcPr>
             <w:tcW w:w="2126" w:type="dxa"/>
-            <w:gridSpan w:val="2"/>
             <w:vAlign w:val="center"/>
           </w:tcPr>
           <w:p>
@@ -861,7 +850,6 @@
         <w:tc>
           <w:tcPr>
             <w:tcW w:w="850" w:type="dxa"/>
-            <w:gridSpan w:val="2"/>
             <w:vAlign w:val="center"/>
           </w:tcPr>
           <w:p>
@@ -890,7 +878,6 @@
         <w:tc>
           <w:tcPr>
             <w:tcW w:w="2126" w:type="dxa"/>
-            <w:gridSpan w:val="2"/>
             <w:vAlign w:val="center"/>
           </w:tcPr>
           <w:p>
@@ -981,7 +968,6 @@
         <w:tc>
           <w:tcPr>
             <w:tcW w:w="850" w:type="dxa"/>
-            <w:gridSpan w:val="2"/>
             <w:vAlign w:val="center"/>
           </w:tcPr>
           <w:p>
@@ -1010,7 +996,6 @@
         <w:tc>
           <w:tcPr>
             <w:tcW w:w="2126" w:type="dxa"/>
-            <w:gridSpan w:val="2"/>
             <w:vAlign w:val="center"/>
           </w:tcPr>
           <w:p>
@@ -1101,7 +1086,6 @@
         <w:tc>
           <w:tcPr>
             <w:tcW w:w="850" w:type="dxa"/>
-            <w:gridSpan w:val="2"/>
             <w:vAlign w:val="center"/>
           </w:tcPr>
           <w:p>
@@ -1130,7 +1114,6 @@
         <w:tc>
           <w:tcPr>
             <w:tcW w:w="2126" w:type="dxa"/>
-            <w:gridSpan w:val="2"/>
             <w:vAlign w:val="center"/>
           </w:tcPr>
           <w:p>
@@ -1221,7 +1204,6 @@
         <w:tc>
           <w:tcPr>
             <w:tcW w:w="850" w:type="dxa"/>
-            <w:gridSpan w:val="2"/>
             <w:vAlign w:val="center"/>
           </w:tcPr>
           <w:p>
@@ -1250,7 +1232,6 @@
         <w:tc>
           <w:tcPr>
             <w:tcW w:w="2126" w:type="dxa"/>
-            <w:gridSpan w:val="2"/>
             <w:vAlign w:val="center"/>
           </w:tcPr>
           <w:p>
@@ -1341,7 +1322,6 @@
         <w:tc>
           <w:tcPr>
             <w:tcW w:w="850" w:type="dxa"/>
-            <w:gridSpan w:val="2"/>
             <w:vAlign w:val="center"/>
           </w:tcPr>
           <w:p>
@@ -1370,7 +1350,6 @@
         <w:tc>
           <w:tcPr>
             <w:tcW w:w="2126" w:type="dxa"/>
-            <w:gridSpan w:val="2"/>
             <w:vAlign w:val="center"/>
           </w:tcPr>
           <w:p>
@@ -1461,7 +1440,6 @@
         <w:tc>
           <w:tcPr>
             <w:tcW w:w="850" w:type="dxa"/>
-            <w:gridSpan w:val="2"/>
             <w:vAlign w:val="center"/>
           </w:tcPr>
           <w:p>
@@ -1490,7 +1468,6 @@
         <w:tc>
           <w:tcPr>
             <w:tcW w:w="2126" w:type="dxa"/>
-            <w:gridSpan w:val="2"/>
             <w:vAlign w:val="center"/>
           </w:tcPr>
           <w:p>
@@ -1581,7 +1558,6 @@
         <w:tc>
           <w:tcPr>
             <w:tcW w:w="850" w:type="dxa"/>
-            <w:gridSpan w:val="2"/>
             <w:vAlign w:val="center"/>
           </w:tcPr>
           <w:p>
@@ -1610,7 +1586,6 @@
         <w:tc>
           <w:tcPr>
             <w:tcW w:w="2126" w:type="dxa"/>
-            <w:gridSpan w:val="2"/>
             <w:vAlign w:val="center"/>
           </w:tcPr>
           <w:p>
@@ -1701,7 +1676,6 @@
         <w:tc>
           <w:tcPr>
             <w:tcW w:w="850" w:type="dxa"/>
-            <w:gridSpan w:val="2"/>
             <w:vAlign w:val="center"/>
           </w:tcPr>
           <w:p>
@@ -1730,7 +1704,6 @@
         <w:tc>
           <w:tcPr>
             <w:tcW w:w="2126" w:type="dxa"/>
-            <w:gridSpan w:val="2"/>
             <w:vAlign w:val="center"/>
           </w:tcPr>
           <w:p>
@@ -1821,7 +1794,6 @@
         <w:tc>
           <w:tcPr>
             <w:tcW w:w="850" w:type="dxa"/>
-            <w:gridSpan w:val="2"/>
             <w:vAlign w:val="center"/>
           </w:tcPr>
           <w:p>
@@ -1850,7 +1822,6 @@
         <w:tc>
           <w:tcPr>
             <w:tcW w:w="2126" w:type="dxa"/>
-            <w:gridSpan w:val="2"/>
             <w:vAlign w:val="center"/>
           </w:tcPr>
           <w:p>
@@ -1941,7 +1912,6 @@
         <w:tc>
           <w:tcPr>
             <w:tcW w:w="850" w:type="dxa"/>
-            <w:gridSpan w:val="2"/>
             <w:vAlign w:val="center"/>
           </w:tcPr>
           <w:p>
@@ -1970,607 +1940,6 @@
         <w:tc>
           <w:tcPr>
             <w:tcW w:w="2126" w:type="dxa"/>
-            <w:gridSpan w:val="2"/>
-            <w:vAlign w:val="center"/>
-          </w:tcPr>
-          <w:p>
-            <w:pPr>
-              <w:jc w:val="center"/>
-              <w:rPr>
-                <w:szCs w:val="21"/>
-              </w:rPr>
-            </w:pPr>
-          </w:p>
-        </w:tc>
-        <w:tc>
-          <w:tcPr>
-            <w:tcW w:w="1323" w:type="dxa"/>
-            <w:gridSpan w:val="2"/>
-            <w:vAlign w:val="center"/>
-          </w:tcPr>
-          <w:p>
-            <w:pPr>
-              <w:jc w:val="center"/>
-              <w:rPr>
-                <w:szCs w:val="21"/>
-              </w:rPr>
-            </w:pPr>
-          </w:p>
-        </w:tc>
-        <w:tc>
-          <w:tcPr>
-            <w:tcW w:w="1278" w:type="dxa"/>
-            <w:vAlign w:val="center"/>
-          </w:tcPr>
-          <w:p>
-            <w:pPr>
-              <w:jc w:val="center"/>
-              <w:rPr>
-                <w:szCs w:val="21"/>
-              </w:rPr>
-            </w:pPr>
-          </w:p>
-        </w:tc>
-      </w:tr>
-      <w:tr>
-        <w:trPr>
-          <w:trHeight w:val="406"/>
-        </w:trPr>
-        <w:tc>
-          <w:tcPr>
-            <w:tcW w:w="1242" w:type="dxa"/>
-            <w:vAlign w:val="center"/>
-          </w:tcPr>
-          <w:p>
-            <w:pPr>
-              <w:jc w:val="center"/>
-              <w:rPr>
-                <w:szCs w:val="21"/>
-              </w:rPr>
-            </w:pPr>
-          </w:p>
-        </w:tc>
-        <w:tc>
-          <w:tcPr>
-            <w:tcW w:w="1134" w:type="dxa"/>
-            <w:vAlign w:val="center"/>
-          </w:tcPr>
-          <w:p>
-            <w:pPr>
-              <w:jc w:val="center"/>
-              <w:rPr>
-                <w:szCs w:val="21"/>
-              </w:rPr>
-            </w:pPr>
-          </w:p>
-        </w:tc>
-        <w:tc>
-          <w:tcPr>
-            <w:tcW w:w="993" w:type="dxa"/>
-            <w:vAlign w:val="center"/>
-          </w:tcPr>
-          <w:p>
-            <w:pPr>
-              <w:jc w:val="center"/>
-              <w:rPr>
-                <w:szCs w:val="21"/>
-              </w:rPr>
-            </w:pPr>
-          </w:p>
-        </w:tc>
-        <w:tc>
-          <w:tcPr>
-            <w:tcW w:w="850" w:type="dxa"/>
-            <w:gridSpan w:val="2"/>
-            <w:vAlign w:val="center"/>
-          </w:tcPr>
-          <w:p>
-            <w:pPr>
-              <w:jc w:val="center"/>
-              <w:rPr>
-                <w:szCs w:val="21"/>
-              </w:rPr>
-            </w:pPr>
-          </w:p>
-        </w:tc>
-        <w:tc>
-          <w:tcPr>
-            <w:tcW w:w="1134" w:type="dxa"/>
-            <w:vAlign w:val="center"/>
-          </w:tcPr>
-          <w:p>
-            <w:pPr>
-              <w:jc w:val="center"/>
-              <w:rPr>
-                <w:szCs w:val="21"/>
-              </w:rPr>
-            </w:pPr>
-          </w:p>
-        </w:tc>
-        <w:tc>
-          <w:tcPr>
-            <w:tcW w:w="2126" w:type="dxa"/>
-            <w:gridSpan w:val="2"/>
-            <w:vAlign w:val="center"/>
-          </w:tcPr>
-          <w:p>
-            <w:pPr>
-              <w:jc w:val="center"/>
-              <w:rPr>
-                <w:szCs w:val="21"/>
-              </w:rPr>
-            </w:pPr>
-          </w:p>
-        </w:tc>
-        <w:tc>
-          <w:tcPr>
-            <w:tcW w:w="1323" w:type="dxa"/>
-            <w:gridSpan w:val="2"/>
-            <w:vAlign w:val="center"/>
-          </w:tcPr>
-          <w:p>
-            <w:pPr>
-              <w:jc w:val="center"/>
-              <w:rPr>
-                <w:szCs w:val="21"/>
-              </w:rPr>
-            </w:pPr>
-          </w:p>
-        </w:tc>
-        <w:tc>
-          <w:tcPr>
-            <w:tcW w:w="1278" w:type="dxa"/>
-            <w:vAlign w:val="center"/>
-          </w:tcPr>
-          <w:p>
-            <w:pPr>
-              <w:jc w:val="center"/>
-              <w:rPr>
-                <w:szCs w:val="21"/>
-              </w:rPr>
-            </w:pPr>
-          </w:p>
-        </w:tc>
-      </w:tr>
-      <w:tr>
-        <w:trPr>
-          <w:trHeight w:val="406"/>
-        </w:trPr>
-        <w:tc>
-          <w:tcPr>
-            <w:tcW w:w="1242" w:type="dxa"/>
-            <w:vAlign w:val="center"/>
-          </w:tcPr>
-          <w:p>
-            <w:pPr>
-              <w:jc w:val="center"/>
-              <w:rPr>
-                <w:szCs w:val="21"/>
-              </w:rPr>
-            </w:pPr>
-          </w:p>
-        </w:tc>
-        <w:tc>
-          <w:tcPr>
-            <w:tcW w:w="1134" w:type="dxa"/>
-            <w:vAlign w:val="center"/>
-          </w:tcPr>
-          <w:p>
-            <w:pPr>
-              <w:jc w:val="center"/>
-              <w:rPr>
-                <w:szCs w:val="21"/>
-              </w:rPr>
-            </w:pPr>
-          </w:p>
-        </w:tc>
-        <w:tc>
-          <w:tcPr>
-            <w:tcW w:w="993" w:type="dxa"/>
-            <w:vAlign w:val="center"/>
-          </w:tcPr>
-          <w:p>
-            <w:pPr>
-              <w:jc w:val="center"/>
-              <w:rPr>
-                <w:szCs w:val="21"/>
-              </w:rPr>
-            </w:pPr>
-          </w:p>
-        </w:tc>
-        <w:tc>
-          <w:tcPr>
-            <w:tcW w:w="850" w:type="dxa"/>
-            <w:gridSpan w:val="2"/>
-            <w:vAlign w:val="center"/>
-          </w:tcPr>
-          <w:p>
-            <w:pPr>
-              <w:jc w:val="center"/>
-              <w:rPr>
-                <w:szCs w:val="21"/>
-              </w:rPr>
-            </w:pPr>
-          </w:p>
-        </w:tc>
-        <w:tc>
-          <w:tcPr>
-            <w:tcW w:w="1134" w:type="dxa"/>
-            <w:vAlign w:val="center"/>
-          </w:tcPr>
-          <w:p>
-            <w:pPr>
-              <w:jc w:val="center"/>
-              <w:rPr>
-                <w:szCs w:val="21"/>
-              </w:rPr>
-            </w:pPr>
-          </w:p>
-        </w:tc>
-        <w:tc>
-          <w:tcPr>
-            <w:tcW w:w="2126" w:type="dxa"/>
-            <w:gridSpan w:val="2"/>
-            <w:vAlign w:val="center"/>
-          </w:tcPr>
-          <w:p>
-            <w:pPr>
-              <w:jc w:val="center"/>
-              <w:rPr>
-                <w:szCs w:val="21"/>
-              </w:rPr>
-            </w:pPr>
-          </w:p>
-        </w:tc>
-        <w:tc>
-          <w:tcPr>
-            <w:tcW w:w="1323" w:type="dxa"/>
-            <w:gridSpan w:val="2"/>
-            <w:vAlign w:val="center"/>
-          </w:tcPr>
-          <w:p>
-            <w:pPr>
-              <w:jc w:val="center"/>
-              <w:rPr>
-                <w:szCs w:val="21"/>
-              </w:rPr>
-            </w:pPr>
-          </w:p>
-        </w:tc>
-        <w:tc>
-          <w:tcPr>
-            <w:tcW w:w="1278" w:type="dxa"/>
-            <w:vAlign w:val="center"/>
-          </w:tcPr>
-          <w:p>
-            <w:pPr>
-              <w:jc w:val="center"/>
-              <w:rPr>
-                <w:szCs w:val="21"/>
-              </w:rPr>
-            </w:pPr>
-          </w:p>
-        </w:tc>
-      </w:tr>
-      <w:tr>
-        <w:trPr>
-          <w:trHeight w:val="415"/>
-        </w:trPr>
-        <w:tc>
-          <w:tcPr>
-            <w:tcW w:w="1242" w:type="dxa"/>
-            <w:vAlign w:val="center"/>
-          </w:tcPr>
-          <w:p>
-            <w:pPr>
-              <w:jc w:val="center"/>
-              <w:rPr>
-                <w:szCs w:val="21"/>
-              </w:rPr>
-            </w:pPr>
-          </w:p>
-        </w:tc>
-        <w:tc>
-          <w:tcPr>
-            <w:tcW w:w="1134" w:type="dxa"/>
-            <w:vAlign w:val="center"/>
-          </w:tcPr>
-          <w:p>
-            <w:pPr>
-              <w:jc w:val="center"/>
-              <w:rPr>
-                <w:szCs w:val="21"/>
-              </w:rPr>
-            </w:pPr>
-          </w:p>
-        </w:tc>
-        <w:tc>
-          <w:tcPr>
-            <w:tcW w:w="993" w:type="dxa"/>
-            <w:vAlign w:val="center"/>
-          </w:tcPr>
-          <w:p>
-            <w:pPr>
-              <w:jc w:val="center"/>
-              <w:rPr>
-                <w:szCs w:val="21"/>
-              </w:rPr>
-            </w:pPr>
-          </w:p>
-        </w:tc>
-        <w:tc>
-          <w:tcPr>
-            <w:tcW w:w="850" w:type="dxa"/>
-            <w:gridSpan w:val="2"/>
-            <w:vAlign w:val="center"/>
-          </w:tcPr>
-          <w:p>
-            <w:pPr>
-              <w:jc w:val="center"/>
-              <w:rPr>
-                <w:szCs w:val="21"/>
-              </w:rPr>
-            </w:pPr>
-          </w:p>
-        </w:tc>
-        <w:tc>
-          <w:tcPr>
-            <w:tcW w:w="1134" w:type="dxa"/>
-            <w:vAlign w:val="center"/>
-          </w:tcPr>
-          <w:p>
-            <w:pPr>
-              <w:jc w:val="center"/>
-              <w:rPr>
-                <w:szCs w:val="21"/>
-              </w:rPr>
-            </w:pPr>
-          </w:p>
-        </w:tc>
-        <w:tc>
-          <w:tcPr>
-            <w:tcW w:w="2126" w:type="dxa"/>
-            <w:gridSpan w:val="2"/>
-            <w:vAlign w:val="center"/>
-          </w:tcPr>
-          <w:p>
-            <w:pPr>
-              <w:jc w:val="center"/>
-              <w:rPr>
-                <w:szCs w:val="21"/>
-              </w:rPr>
-            </w:pPr>
-          </w:p>
-        </w:tc>
-        <w:tc>
-          <w:tcPr>
-            <w:tcW w:w="1323" w:type="dxa"/>
-            <w:gridSpan w:val="2"/>
-            <w:vAlign w:val="center"/>
-          </w:tcPr>
-          <w:p>
-            <w:pPr>
-              <w:jc w:val="center"/>
-              <w:rPr>
-                <w:szCs w:val="21"/>
-              </w:rPr>
-            </w:pPr>
-          </w:p>
-        </w:tc>
-        <w:tc>
-          <w:tcPr>
-            <w:tcW w:w="1278" w:type="dxa"/>
-            <w:vAlign w:val="center"/>
-          </w:tcPr>
-          <w:p>
-            <w:pPr>
-              <w:jc w:val="center"/>
-              <w:rPr>
-                <w:szCs w:val="21"/>
-              </w:rPr>
-            </w:pPr>
-          </w:p>
-        </w:tc>
-      </w:tr>
-      <w:tr>
-        <w:trPr>
-          <w:trHeight w:val="406"/>
-        </w:trPr>
-        <w:tc>
-          <w:tcPr>
-            <w:tcW w:w="1242" w:type="dxa"/>
-            <w:vAlign w:val="center"/>
-          </w:tcPr>
-          <w:p>
-            <w:pPr>
-              <w:jc w:val="center"/>
-              <w:rPr>
-                <w:szCs w:val="21"/>
-              </w:rPr>
-            </w:pPr>
-          </w:p>
-        </w:tc>
-        <w:tc>
-          <w:tcPr>
-            <w:tcW w:w="1134" w:type="dxa"/>
-            <w:vAlign w:val="center"/>
-          </w:tcPr>
-          <w:p>
-            <w:pPr>
-              <w:jc w:val="center"/>
-              <w:rPr>
-                <w:szCs w:val="21"/>
-              </w:rPr>
-            </w:pPr>
-          </w:p>
-        </w:tc>
-        <w:tc>
-          <w:tcPr>
-            <w:tcW w:w="993" w:type="dxa"/>
-            <w:vAlign w:val="center"/>
-          </w:tcPr>
-          <w:p>
-            <w:pPr>
-              <w:jc w:val="center"/>
-              <w:rPr>
-                <w:szCs w:val="21"/>
-              </w:rPr>
-            </w:pPr>
-          </w:p>
-        </w:tc>
-        <w:tc>
-          <w:tcPr>
-            <w:tcW w:w="850" w:type="dxa"/>
-            <w:gridSpan w:val="2"/>
-            <w:vAlign w:val="center"/>
-          </w:tcPr>
-          <w:p>
-            <w:pPr>
-              <w:jc w:val="center"/>
-              <w:rPr>
-                <w:szCs w:val="21"/>
-              </w:rPr>
-            </w:pPr>
-          </w:p>
-        </w:tc>
-        <w:tc>
-          <w:tcPr>
-            <w:tcW w:w="1134" w:type="dxa"/>
-            <w:vAlign w:val="center"/>
-          </w:tcPr>
-          <w:p>
-            <w:pPr>
-              <w:jc w:val="center"/>
-              <w:rPr>
-                <w:szCs w:val="21"/>
-              </w:rPr>
-            </w:pPr>
-          </w:p>
-        </w:tc>
-        <w:tc>
-          <w:tcPr>
-            <w:tcW w:w="2126" w:type="dxa"/>
-            <w:gridSpan w:val="2"/>
-            <w:vAlign w:val="center"/>
-          </w:tcPr>
-          <w:p>
-            <w:pPr>
-              <w:jc w:val="center"/>
-              <w:rPr>
-                <w:szCs w:val="21"/>
-              </w:rPr>
-            </w:pPr>
-          </w:p>
-        </w:tc>
-        <w:tc>
-          <w:tcPr>
-            <w:tcW w:w="1323" w:type="dxa"/>
-            <w:gridSpan w:val="2"/>
-            <w:vAlign w:val="center"/>
-          </w:tcPr>
-          <w:p>
-            <w:pPr>
-              <w:jc w:val="center"/>
-              <w:rPr>
-                <w:szCs w:val="21"/>
-              </w:rPr>
-            </w:pPr>
-          </w:p>
-        </w:tc>
-        <w:tc>
-          <w:tcPr>
-            <w:tcW w:w="1278" w:type="dxa"/>
-            <w:vAlign w:val="center"/>
-          </w:tcPr>
-          <w:p>
-            <w:pPr>
-              <w:jc w:val="center"/>
-              <w:rPr>
-                <w:szCs w:val="21"/>
-              </w:rPr>
-            </w:pPr>
-          </w:p>
-        </w:tc>
-      </w:tr>
-      <w:tr>
-        <w:trPr>
-          <w:trHeight w:val="406"/>
-        </w:trPr>
-        <w:tc>
-          <w:tcPr>
-            <w:tcW w:w="1242" w:type="dxa"/>
-            <w:vAlign w:val="center"/>
-          </w:tcPr>
-          <w:p>
-            <w:pPr>
-              <w:jc w:val="center"/>
-              <w:rPr>
-                <w:szCs w:val="21"/>
-              </w:rPr>
-            </w:pPr>
-          </w:p>
-        </w:tc>
-        <w:tc>
-          <w:tcPr>
-            <w:tcW w:w="1134" w:type="dxa"/>
-            <w:vAlign w:val="center"/>
-          </w:tcPr>
-          <w:p>
-            <w:pPr>
-              <w:jc w:val="center"/>
-              <w:rPr>
-                <w:szCs w:val="21"/>
-              </w:rPr>
-            </w:pPr>
-          </w:p>
-        </w:tc>
-        <w:tc>
-          <w:tcPr>
-            <w:tcW w:w="993" w:type="dxa"/>
-            <w:vAlign w:val="center"/>
-          </w:tcPr>
-          <w:p>
-            <w:pPr>
-              <w:jc w:val="center"/>
-              <w:rPr>
-                <w:szCs w:val="21"/>
-              </w:rPr>
-            </w:pPr>
-          </w:p>
-        </w:tc>
-        <w:tc>
-          <w:tcPr>
-            <w:tcW w:w="850" w:type="dxa"/>
-            <w:gridSpan w:val="2"/>
-            <w:vAlign w:val="center"/>
-          </w:tcPr>
-          <w:p>
-            <w:pPr>
-              <w:jc w:val="center"/>
-              <w:rPr>
-                <w:szCs w:val="21"/>
-              </w:rPr>
-            </w:pPr>
-          </w:p>
-        </w:tc>
-        <w:tc>
-          <w:tcPr>
-            <w:tcW w:w="1134" w:type="dxa"/>
-            <w:vAlign w:val="center"/>
-          </w:tcPr>
-          <w:p>
-            <w:pPr>
-              <w:jc w:val="center"/>
-              <w:rPr>
-                <w:szCs w:val="21"/>
-              </w:rPr>
-            </w:pPr>
-          </w:p>
-        </w:tc>
-        <w:tc>
-          <w:tcPr>
-            <w:tcW w:w="2126" w:type="dxa"/>
-            <w:gridSpan w:val="2"/>
             <w:vAlign w:val="center"/>
           </w:tcPr>
           <w:p>
@@ -2619,7 +1988,7 @@
         <w:tc>
           <w:tcPr>
             <w:tcW w:w="10080" w:type="dxa"/>
-            <w:gridSpan w:val="11"/>
+            <w:gridSpan w:val="9"/>
           </w:tcPr>
           <w:p>
             <w:pPr>
@@ -2662,12 +2031,8 @@
       </w:r>
     </w:p>
     <w:sectPr>
-      <w:headerReference w:type="even" r:id="rId6"/>
-      <w:headerReference w:type="default" r:id="rId7"/>
-      <w:footerReference w:type="even" r:id="rId8"/>
-      <w:footerReference w:type="default" r:id="rId9"/>
-      <w:headerReference w:type="first" r:id="rId10"/>
-      <w:footerReference w:type="first" r:id="rId11"/>
+      <w:headerReference w:type="default" r:id="rId6"/>
+      <w:footerReference w:type="default" r:id="rId7"/>
       <w:pgSz w:w="11906" w:h="16838"/>
       <w:pgMar w:top="1440" w:right="1021" w:bottom="1440" w:left="1021" w:header="851" w:footer="992" w:gutter="0"/>
       <w:cols w:space="720"/>
@@ -2700,16 +2065,6 @@
 <w:ftr xmlns:wpc="http://schemas.microsoft.com/office/word/2010/wordprocessingCanvas" xmlns:cx="http://schemas.microsoft.com/office/drawing/2014/chartex" xmlns:cx1="http://schemas.microsoft.com/office/drawing/2015/9/8/chartex" xmlns:cx2="http://schemas.microsoft.com/office/drawing/2015/10/21/chartex" xmlns:cx3="http://schemas.microsoft.com/office/drawing/2016/5/9/chartex" xmlns:cx4="http://schemas.microsoft.com/office/drawing/2016/5/10/chartex" xmlns:cx5="http://schemas.microsoft.com/office/drawing/2016/5/11/chartex" xmlns:cx6="http://schemas.microsoft.com/office/drawing/2016/5/12/chartex" xmlns:cx7="http://schemas.microsoft.com/office/drawing/2016/5/13/chartex" xmlns:cx8="http://schemas.microsoft.com/office/drawing/2016/5/14/chartex" xmlns:mc="http://schemas.openxmlformats.org/markup-compatibility/2006" xmlns:aink="http://schemas.microsoft.com/office/drawing/2016/ink" xmlns:am3d="http://schemas.microsoft.com/office/drawing/2017/model3d" xmlns:o="urn:schemas-microsoft-com:office:office" xmlns:oel="http://schemas.microsoft.com/office/2019/extlst" xmlns:r="http://schemas.openxmlformats.org/officeDocument/2006/relationships" xmlns:m="http://schemas.openxmlformats.org/officeDocument/2006/math" xmlns:v="urn:schemas-microsoft-com:vml" xmlns:wp14="http://schemas.microsoft.com/office/word/2010/wordprocessingDrawing" xmlns:wp="http://schemas.openxmlformats.org/drawingml/2006/wordprocessingDrawing" xmlns:w10="urn:schemas-microsoft-com:office:word" xmlns:w="http://schemas.openxmlformats.org/wordprocessingml/2006/main" xmlns:w14="http://schemas.microsoft.com/office/word/2010/wordml" xmlns:w15="http://schemas.microsoft.com/office/word/2012/wordml" xmlns:w16cex="http://schemas.microsoft.com/office/word/2018/wordml/cex" xmlns:w16cid="http://schemas.microsoft.com/office/word/2016/wordml/cid" xmlns:w16="http://schemas.microsoft.com/office/word/2018/wordml" xmlns:w16du="http://schemas.microsoft.com/office/word/2023/wordml/word16du" xmlns:w16sdtdh="http://schemas.microsoft.com/office/word/2020/wordml/sdtdatahash" xmlns:w16sdtfl="http://schemas.microsoft.com/office/word/2024/wordml/sdtformatlock" xmlns:w16se="http://schemas.microsoft.com/office/word/2015/wordml/symex" xmlns:wpg="http://schemas.microsoft.com/office/word/2010/wordprocessingGroup" xmlns:wpi="http://schemas.microsoft.com/office/word/2010/wordprocessingInk" xmlns:wne="http://schemas.microsoft.com/office/word/2006/wordml" xmlns:wps="http://schemas.microsoft.com/office/word/2010/wordprocessingShape" mc:Ignorable="w14 w15 w16se w16cid w16 w16cex w16sdtdh w16sdtfl w16du wp14">
   <w:p>
     <w:pPr>
-      <w:pStyle w:val="a3"/>
-    </w:pPr>
-  </w:p>
-</w:ftr>
-</file>
-
-<file path=word/footer2.xml><?xml version="1.0" encoding="utf-8"?>
-<w:ftr xmlns:wpc="http://schemas.microsoft.com/office/word/2010/wordprocessingCanvas" xmlns:cx="http://schemas.microsoft.com/office/drawing/2014/chartex" xmlns:cx1="http://schemas.microsoft.com/office/drawing/2015/9/8/chartex" xmlns:cx2="http://schemas.microsoft.com/office/drawing/2015/10/21/chartex" xmlns:cx3="http://schemas.microsoft.com/office/drawing/2016/5/9/chartex" xmlns:cx4="http://schemas.microsoft.com/office/drawing/2016/5/10/chartex" xmlns:cx5="http://schemas.microsoft.com/office/drawing/2016/5/11/chartex" xmlns:cx6="http://schemas.microsoft.com/office/drawing/2016/5/12/chartex" xmlns:cx7="http://schemas.microsoft.com/office/drawing/2016/5/13/chartex" xmlns:cx8="http://schemas.microsoft.com/office/drawing/2016/5/14/chartex" xmlns:mc="http://schemas.openxmlformats.org/markup-compatibility/2006" xmlns:aink="http://schemas.microsoft.com/office/drawing/2016/ink" xmlns:am3d="http://schemas.microsoft.com/office/drawing/2017/model3d" xmlns:o="urn:schemas-microsoft-com:office:office" xmlns:oel="http://schemas.microsoft.com/office/2019/extlst" xmlns:r="http://schemas.openxmlformats.org/officeDocument/2006/relationships" xmlns:m="http://schemas.openxmlformats.org/officeDocument/2006/math" xmlns:v="urn:schemas-microsoft-com:vml" xmlns:wp14="http://schemas.microsoft.com/office/word/2010/wordprocessingDrawing" xmlns:wp="http://schemas.openxmlformats.org/drawingml/2006/wordprocessingDrawing" xmlns:w10="urn:schemas-microsoft-com:office:word" xmlns:w="http://schemas.openxmlformats.org/wordprocessingml/2006/main" xmlns:w14="http://schemas.microsoft.com/office/word/2010/wordml" xmlns:w15="http://schemas.microsoft.com/office/word/2012/wordml" xmlns:w16cex="http://schemas.microsoft.com/office/word/2018/wordml/cex" xmlns:w16cid="http://schemas.microsoft.com/office/word/2016/wordml/cid" xmlns:w16="http://schemas.microsoft.com/office/word/2018/wordml" xmlns:w16du="http://schemas.microsoft.com/office/word/2023/wordml/word16du" xmlns:w16sdtdh="http://schemas.microsoft.com/office/word/2020/wordml/sdtdatahash" xmlns:w16sdtfl="http://schemas.microsoft.com/office/word/2024/wordml/sdtformatlock" xmlns:w16se="http://schemas.microsoft.com/office/word/2015/wordml/symex" xmlns:wpg="http://schemas.microsoft.com/office/word/2010/wordprocessingGroup" xmlns:wpi="http://schemas.microsoft.com/office/word/2010/wordprocessingInk" xmlns:wne="http://schemas.microsoft.com/office/word/2006/wordml" xmlns:wps="http://schemas.microsoft.com/office/word/2010/wordprocessingShape" mc:Ignorable="w14 w15 w16se w16cid w16 w16cex w16sdtdh w16sdtfl w16du wp14">
-  <w:p>
-    <w:pPr>
       <w:pStyle w:val="a5"/>
       <w:tabs>
         <w:tab w:val="center" w:pos="4153"/>
@@ -2729,16 +2084,6 @@
       </w:rPr>
       <w:t>第  页，共  页</w:t>
     </w:r>
-  </w:p>
-</w:ftr>
-</file>
-
-<file path=word/footer3.xml><?xml version="1.0" encoding="utf-8"?>
-<w:ftr xmlns:wpc="http://schemas.microsoft.com/office/word/2010/wordprocessingCanvas" xmlns:cx="http://schemas.microsoft.com/office/drawing/2014/chartex" xmlns:cx1="http://schemas.microsoft.com/office/drawing/2015/9/8/chartex" xmlns:cx2="http://schemas.microsoft.com/office/drawing/2015/10/21/chartex" xmlns:cx3="http://schemas.microsoft.com/office/drawing/2016/5/9/chartex" xmlns:cx4="http://schemas.microsoft.com/office/drawing/2016/5/10/chartex" xmlns:cx5="http://schemas.microsoft.com/office/drawing/2016/5/11/chartex" xmlns:cx6="http://schemas.microsoft.com/office/drawing/2016/5/12/chartex" xmlns:cx7="http://schemas.microsoft.com/office/drawing/2016/5/13/chartex" xmlns:cx8="http://schemas.microsoft.com/office/drawing/2016/5/14/chartex" xmlns:mc="http://schemas.openxmlformats.org/markup-compatibility/2006" xmlns:aink="http://schemas.microsoft.com/office/drawing/2016/ink" xmlns:am3d="http://schemas.microsoft.com/office/drawing/2017/model3d" xmlns:o="urn:schemas-microsoft-com:office:office" xmlns:oel="http://schemas.microsoft.com/office/2019/extlst" xmlns:r="http://schemas.openxmlformats.org/officeDocument/2006/relationships" xmlns:m="http://schemas.openxmlformats.org/officeDocument/2006/math" xmlns:v="urn:schemas-microsoft-com:vml" xmlns:wp14="http://schemas.microsoft.com/office/word/2010/wordprocessingDrawing" xmlns:wp="http://schemas.openxmlformats.org/drawingml/2006/wordprocessingDrawing" xmlns:w10="urn:schemas-microsoft-com:office:word" xmlns:w="http://schemas.openxmlformats.org/wordprocessingml/2006/main" xmlns:w14="http://schemas.microsoft.com/office/word/2010/wordml" xmlns:w15="http://schemas.microsoft.com/office/word/2012/wordml" xmlns:w16cex="http://schemas.microsoft.com/office/word/2018/wordml/cex" xmlns:w16cid="http://schemas.microsoft.com/office/word/2016/wordml/cid" xmlns:w16="http://schemas.microsoft.com/office/word/2018/wordml" xmlns:w16du="http://schemas.microsoft.com/office/word/2023/wordml/word16du" xmlns:w16sdtdh="http://schemas.microsoft.com/office/word/2020/wordml/sdtdatahash" xmlns:w16sdtfl="http://schemas.microsoft.com/office/word/2024/wordml/sdtformatlock" xmlns:w16se="http://schemas.microsoft.com/office/word/2015/wordml/symex" xmlns:wpg="http://schemas.microsoft.com/office/word/2010/wordprocessingGroup" xmlns:wpi="http://schemas.microsoft.com/office/word/2010/wordprocessingInk" xmlns:wne="http://schemas.microsoft.com/office/word/2006/wordml" xmlns:wps="http://schemas.microsoft.com/office/word/2010/wordprocessingShape" mc:Ignorable="w14 w15 w16se w16cid w16 w16cex w16sdtdh w16sdtfl w16du wp14">
-  <w:p>
-    <w:pPr>
-      <w:pStyle w:val="a3"/>
-    </w:pPr>
   </w:p>
 </w:ftr>
 </file>
@@ -2763,16 +2108,6 @@
 </file>
 
 <file path=word/header1.xml><?xml version="1.0" encoding="utf-8"?>
-<w:hdr xmlns:wpc="http://schemas.microsoft.com/office/word/2010/wordprocessingCanvas" xmlns:cx="http://schemas.microsoft.com/office/drawing/2014/chartex" xmlns:cx1="http://schemas.microsoft.com/office/drawing/2015/9/8/chartex" xmlns:cx2="http://schemas.microsoft.com/office/drawing/2015/10/21/chartex" xmlns:cx3="http://schemas.microsoft.com/office/drawing/2016/5/9/chartex" xmlns:cx4="http://schemas.microsoft.com/office/drawing/2016/5/10/chartex" xmlns:cx5="http://schemas.microsoft.com/office/drawing/2016/5/11/chartex" xmlns:cx6="http://schemas.microsoft.com/office/drawing/2016/5/12/chartex" xmlns:cx7="http://schemas.microsoft.com/office/drawing/2016/5/13/chartex" xmlns:cx8="http://schemas.microsoft.com/office/drawing/2016/5/14/chartex" xmlns:mc="http://schemas.openxmlformats.org/markup-compatibility/2006" xmlns:aink="http://schemas.microsoft.com/office/drawing/2016/ink" xmlns:am3d="http://schemas.microsoft.com/office/drawing/2017/model3d" xmlns:o="urn:schemas-microsoft-com:office:office" xmlns:oel="http://schemas.microsoft.com/office/2019/extlst" xmlns:r="http://schemas.openxmlformats.org/officeDocument/2006/relationships" xmlns:m="http://schemas.openxmlformats.org/officeDocument/2006/math" xmlns:v="urn:schemas-microsoft-com:vml" xmlns:wp14="http://schemas.microsoft.com/office/word/2010/wordprocessingDrawing" xmlns:wp="http://schemas.openxmlformats.org/drawingml/2006/wordprocessingDrawing" xmlns:w10="urn:schemas-microsoft-com:office:word" xmlns:w="http://schemas.openxmlformats.org/wordprocessingml/2006/main" xmlns:w14="http://schemas.microsoft.com/office/word/2010/wordml" xmlns:w15="http://schemas.microsoft.com/office/word/2012/wordml" xmlns:w16cex="http://schemas.microsoft.com/office/word/2018/wordml/cex" xmlns:w16cid="http://schemas.microsoft.com/office/word/2016/wordml/cid" xmlns:w16="http://schemas.microsoft.com/office/word/2018/wordml" xmlns:w16du="http://schemas.microsoft.com/office/word/2023/wordml/word16du" xmlns:w16sdtdh="http://schemas.microsoft.com/office/word/2020/wordml/sdtdatahash" xmlns:w16sdtfl="http://schemas.microsoft.com/office/word/2024/wordml/sdtformatlock" xmlns:w16se="http://schemas.microsoft.com/office/word/2015/wordml/symex" xmlns:wpg="http://schemas.microsoft.com/office/word/2010/wordprocessingGroup" xmlns:wpi="http://schemas.microsoft.com/office/word/2010/wordprocessingInk" xmlns:wne="http://schemas.microsoft.com/office/word/2006/wordml" xmlns:wps="http://schemas.microsoft.com/office/word/2010/wordprocessingShape" mc:Ignorable="w14 w15 w16se w16cid w16 w16cex w16sdtdh w16sdtfl w16du wp14">
-  <w:p>
-    <w:pPr>
-      <w:pStyle w:val="a4"/>
-    </w:pPr>
-  </w:p>
-</w:hdr>
-</file>
-
-<file path=word/header2.xml><?xml version="1.0" encoding="utf-8"?>
 <w:hdr xmlns:wpc="http://schemas.microsoft.com/office/word/2010/wordprocessingCanvas" xmlns:cx="http://schemas.microsoft.com/office/drawing/2014/chartex" xmlns:cx1="http://schemas.microsoft.com/office/drawing/2015/9/8/chartex" xmlns:cx2="http://schemas.microsoft.com/office/drawing/2015/10/21/chartex" xmlns:cx3="http://schemas.microsoft.com/office/drawing/2016/5/9/chartex" xmlns:cx4="http://schemas.microsoft.com/office/drawing/2016/5/10/chartex" xmlns:cx5="http://schemas.microsoft.com/office/drawing/2016/5/11/chartex" xmlns:cx6="http://schemas.microsoft.com/office/drawing/2016/5/12/chartex" xmlns:cx7="http://schemas.microsoft.com/office/drawing/2016/5/13/chartex" xmlns:cx8="http://schemas.microsoft.com/office/drawing/2016/5/14/chartex" xmlns:mc="http://schemas.openxmlformats.org/markup-compatibility/2006" xmlns:aink="http://schemas.microsoft.com/office/drawing/2016/ink" xmlns:am3d="http://schemas.microsoft.com/office/drawing/2017/model3d" xmlns:o="urn:schemas-microsoft-com:office:office" xmlns:oel="http://schemas.microsoft.com/office/2019/extlst" xmlns:r="http://schemas.openxmlformats.org/officeDocument/2006/relationships" xmlns:m="http://schemas.openxmlformats.org/officeDocument/2006/math" xmlns:v="urn:schemas-microsoft-com:vml" xmlns:wp14="http://schemas.microsoft.com/office/word/2010/wordprocessingDrawing" xmlns:wp="http://schemas.openxmlformats.org/drawingml/2006/wordprocessingDrawing" xmlns:w10="urn:schemas-microsoft-com:office:word" xmlns:w="http://schemas.openxmlformats.org/wordprocessingml/2006/main" xmlns:w14="http://schemas.microsoft.com/office/word/2010/wordml" xmlns:w15="http://schemas.microsoft.com/office/word/2012/wordml" xmlns:w16cex="http://schemas.microsoft.com/office/word/2018/wordml/cex" xmlns:w16cid="http://schemas.microsoft.com/office/word/2016/wordml/cid" xmlns:w16="http://schemas.microsoft.com/office/word/2018/wordml" xmlns:w16du="http://schemas.microsoft.com/office/word/2023/wordml/word16du" xmlns:w16sdtdh="http://schemas.microsoft.com/office/word/2020/wordml/sdtdatahash" xmlns:w16sdtfl="http://schemas.microsoft.com/office/word/2024/wordml/sdtformatlock" xmlns:w16se="http://schemas.microsoft.com/office/word/2015/wordml/symex" xmlns:wpg="http://schemas.microsoft.com/office/word/2010/wordprocessingGroup" xmlns:wpi="http://schemas.microsoft.com/office/word/2010/wordprocessingInk" xmlns:wne="http://schemas.microsoft.com/office/word/2006/wordml" xmlns:wps="http://schemas.microsoft.com/office/word/2010/wordprocessingShape" mc:Ignorable="w14 w15 w16se w16cid w16 w16cex w16sdtdh w16sdtfl w16du wp14">
   <w:p>
     <w:pPr>
@@ -2829,25 +2164,7 @@
         <w:b/>
         <w:sz w:val="21"/>
       </w:rPr>
-      <w:t xml:space="preserve">Hangzhou C&amp;K Testing Technic </w:t>
-    </w:r>
-    <w:proofErr w:type="spellStart"/>
-    <w:proofErr w:type="gramStart"/>
-    <w:r>
-      <w:rPr>
-        <w:b/>
-        <w:sz w:val="21"/>
-      </w:rPr>
-      <w:t>Co.,Ltd</w:t>
-    </w:r>
-    <w:proofErr w:type="spellEnd"/>
-    <w:proofErr w:type="gramEnd"/>
-    <w:r>
-      <w:rPr>
-        <w:b/>
-        <w:sz w:val="21"/>
-      </w:rPr>
-      <w:t xml:space="preserve">                        </w:t>
+      <w:t xml:space="preserve">Hangzhou C&amp;K Testing Technic Co.,Ltd                        </w:t>
     </w:r>
     <w:r>
       <w:rPr>
@@ -2900,16 +2217,6 @@
       </w:rPr>
       <w:t>/8-1</w:t>
     </w:r>
-  </w:p>
-</w:hdr>
-</file>
-
-<file path=word/header3.xml><?xml version="1.0" encoding="utf-8"?>
-<w:hdr xmlns:wpc="http://schemas.microsoft.com/office/word/2010/wordprocessingCanvas" xmlns:cx="http://schemas.microsoft.com/office/drawing/2014/chartex" xmlns:cx1="http://schemas.microsoft.com/office/drawing/2015/9/8/chartex" xmlns:cx2="http://schemas.microsoft.com/office/drawing/2015/10/21/chartex" xmlns:cx3="http://schemas.microsoft.com/office/drawing/2016/5/9/chartex" xmlns:cx4="http://schemas.microsoft.com/office/drawing/2016/5/10/chartex" xmlns:cx5="http://schemas.microsoft.com/office/drawing/2016/5/11/chartex" xmlns:cx6="http://schemas.microsoft.com/office/drawing/2016/5/12/chartex" xmlns:cx7="http://schemas.microsoft.com/office/drawing/2016/5/13/chartex" xmlns:cx8="http://schemas.microsoft.com/office/drawing/2016/5/14/chartex" xmlns:mc="http://schemas.openxmlformats.org/markup-compatibility/2006" xmlns:aink="http://schemas.microsoft.com/office/drawing/2016/ink" xmlns:am3d="http://schemas.microsoft.com/office/drawing/2017/model3d" xmlns:o="urn:schemas-microsoft-com:office:office" xmlns:oel="http://schemas.microsoft.com/office/2019/extlst" xmlns:r="http://schemas.openxmlformats.org/officeDocument/2006/relationships" xmlns:m="http://schemas.openxmlformats.org/officeDocument/2006/math" xmlns:v="urn:schemas-microsoft-com:vml" xmlns:wp14="http://schemas.microsoft.com/office/word/2010/wordprocessingDrawing" xmlns:wp="http://schemas.openxmlformats.org/drawingml/2006/wordprocessingDrawing" xmlns:w10="urn:schemas-microsoft-com:office:word" xmlns:w="http://schemas.openxmlformats.org/wordprocessingml/2006/main" xmlns:w14="http://schemas.microsoft.com/office/word/2010/wordml" xmlns:w15="http://schemas.microsoft.com/office/word/2012/wordml" xmlns:w16cex="http://schemas.microsoft.com/office/word/2018/wordml/cex" xmlns:w16cid="http://schemas.microsoft.com/office/word/2016/wordml/cid" xmlns:w16="http://schemas.microsoft.com/office/word/2018/wordml" xmlns:w16du="http://schemas.microsoft.com/office/word/2023/wordml/word16du" xmlns:w16sdtdh="http://schemas.microsoft.com/office/word/2020/wordml/sdtdatahash" xmlns:w16sdtfl="http://schemas.microsoft.com/office/word/2024/wordml/sdtformatlock" xmlns:w16se="http://schemas.microsoft.com/office/word/2015/wordml/symex" xmlns:wpg="http://schemas.microsoft.com/office/word/2010/wordprocessingGroup" xmlns:wpi="http://schemas.microsoft.com/office/word/2010/wordprocessingInk" xmlns:wne="http://schemas.microsoft.com/office/word/2006/wordml" xmlns:wps="http://schemas.microsoft.com/office/word/2010/wordprocessingShape" mc:Ignorable="w14 w15 w16se w16cid w16 w16cex w16sdtdh w16sdtfl w16du wp14">
-  <w:p>
-    <w:pPr>
-      <w:pStyle w:val="a4"/>
-    </w:pPr>
   </w:p>
 </w:hdr>
 </file>
